--- a/az/wisdom-stories/confidence-is-half-the-battle.docx
+++ b/az/wisdom-stories/confidence-is-half-the-battle.docx
@@ -157,7 +157,7 @@
         <w:rPr>
           <w:lang/>
         </w:rPr>
-        <w:t>— Siz həm özünüzün, həm də uşaqların bacaracağına inandınız, — direktor dedi. — Sonra bu inamı zəhmətə, səbrə və qayğıya çevirdiniz. Nəticəni yaradan da elə bu oldu.</w:t>
+        <w:t>— Siz həm öz bacarığınıza, həm də uşaqların bacarığına inandınız, — direktor dedi. — Sonra bu inamı zəhmətə, səbrə və qayğıya çevirdiniz. Nəticəni yaradan da elə bu oldu.</w:t>
       </w:r>
     </w:p>
     <w:p>
